--- a/data/concession-rostov/П4_Описание_имущества_Концедента_КС_РО1000+264_v8.docx
+++ b/data/concession-rostov/П4_Описание_имущества_Концедента_КС_РО1000+264_v8.docx
@@ -1,6 +1,6 @@
 
 <file path=word/document.xml><?xml version="1.0" encoding="utf-8"?>
-<w:document xmlns:wpc="http://schemas.microsoft.com/office/word/2010/wordprocessingCanvas" xmlns:mc="http://schemas.openxmlformats.org/markup-compatibility/2006" xmlns:o="urn:schemas-microsoft-com:office:office" xmlns:r="http://schemas.openxmlformats.org/officeDocument/2006/relationships" xmlns:m="http://schemas.openxmlformats.org/officeDocument/2006/math" xmlns:v="urn:schemas-microsoft-com:vml" xmlns:wp14="http://schemas.microsoft.com/office/word/2010/wordprocessingDrawing" xmlns:wp="http://schemas.openxmlformats.org/drawingml/2006/wordprocessingDrawing" xmlns:w10="urn:schemas-microsoft-com:office:word" xmlns:w="http://schemas.openxmlformats.org/wordprocessingml/2006/main" xmlns:w14="http://schemas.microsoft.com/office/word/2010/wordml" xmlns:w15="http://schemas.microsoft.com/office/word/2012/wordml" xmlns:wpg="http://schemas.microsoft.com/office/word/2010/wordprocessingGroup" xmlns:wpi="http://schemas.microsoft.com/office/word/2010/wordprocessingInk" xmlns:wne="http://schemas.microsoft.com/office/word/2006/wordml" xmlns:wps="http://schemas.microsoft.com/office/word/2010/wordprocessingShape" mc:Ignorable="w14 w15 wp14">
+<w:document xmlns:wpc="http://schemas.microsoft.com/office/word/2010/wordprocessingCanvas" xmlns:cx="http://schemas.microsoft.com/office/drawing/2014/chartex" xmlns:cx1="http://schemas.microsoft.com/office/drawing/2015/9/8/chartex" xmlns:cx2="http://schemas.microsoft.com/office/drawing/2015/10/21/chartex" xmlns:cx3="http://schemas.microsoft.com/office/drawing/2016/5/9/chartex" xmlns:cx4="http://schemas.microsoft.com/office/drawing/2016/5/10/chartex" xmlns:cx5="http://schemas.microsoft.com/office/drawing/2016/5/11/chartex" xmlns:cx6="http://schemas.microsoft.com/office/drawing/2016/5/12/chartex" xmlns:cx7="http://schemas.microsoft.com/office/drawing/2016/5/13/chartex" xmlns:cx8="http://schemas.microsoft.com/office/drawing/2016/5/14/chartex" xmlns:mc="http://schemas.openxmlformats.org/markup-compatibility/2006" xmlns:aink="http://schemas.microsoft.com/office/drawing/2016/ink" xmlns:am3d="http://schemas.microsoft.com/office/drawing/2017/model3d" xmlns:o="urn:schemas-microsoft-com:office:office" xmlns:oel="http://schemas.microsoft.com/office/2019/extlst" xmlns:r="http://schemas.openxmlformats.org/officeDocument/2006/relationships" xmlns:m="http://schemas.openxmlformats.org/officeDocument/2006/math" xmlns:v="urn:schemas-microsoft-com:vml" xmlns:wp14="http://schemas.microsoft.com/office/word/2010/wordprocessingDrawing" xmlns:wp="http://schemas.openxmlformats.org/drawingml/2006/wordprocessingDrawing" xmlns:w10="urn:schemas-microsoft-com:office:word" xmlns:w="http://schemas.openxmlformats.org/wordprocessingml/2006/main" xmlns:w14="http://schemas.microsoft.com/office/word/2010/wordml" xmlns:w15="http://schemas.microsoft.com/office/word/2012/wordml" xmlns:w16cex="http://schemas.microsoft.com/office/word/2018/wordml/cex" xmlns:w16cid="http://schemas.microsoft.com/office/word/2016/wordml/cid" xmlns:w16="http://schemas.microsoft.com/office/word/2018/wordml" xmlns:w16du="http://schemas.microsoft.com/office/word/2023/wordml/word16du" xmlns:w16sdtdh="http://schemas.microsoft.com/office/word/2020/wordml/sdtdatahash" xmlns:w16sdtfl="http://schemas.microsoft.com/office/word/2024/wordml/sdtformatlock" xmlns:w16se="http://schemas.microsoft.com/office/word/2015/wordml/symex" xmlns:wpg="http://schemas.microsoft.com/office/word/2010/wordprocessingGroup" xmlns:wpi="http://schemas.microsoft.com/office/word/2010/wordprocessingInk" xmlns:wne="http://schemas.microsoft.com/office/word/2006/wordml" xmlns:wps="http://schemas.microsoft.com/office/word/2010/wordprocessingShape" mc:Ignorable="w14 w15 w16se w16cid w16 w16cex w16sdtdh w16sdtfl w16du wp14">
   <w:body>
     <w:p>
       <w:pPr>
@@ -334,10 +334,6 @@
     </w:p>
     <w:p>
       <w:pPr>
-        <w:numPr>
-          <w:ilvl w:val="0"/>
-          <w:numId w:val="1"/>
-        </w:numPr>
         <w:spacing w:after="120" w:line="240" w:lineRule="auto"/>
         <w:ind w:left="284" w:hanging="284"/>
         <w:jc w:val="both"/>
@@ -356,25 +352,38 @@
           <w:sz w:val="24"/>
           <w:lang w:val="fr-FR"/>
         </w:rPr>
-        <w:lastRenderedPageBreak/>
-        <w:t xml:space="preserve">ОБЩИЕ </w:t>
-      </w:r>
-      <w:bookmarkEnd w:id="2"/>
+        <w:t>1.</w:t>
+      </w:r>
       <w:r>
         <w:rPr>
           <w:rFonts w:ascii="Times New Roman" w:eastAsia="Times New Roman" w:hAnsi="Times New Roman" w:cs="Times New Roman"/>
           <w:b/>
           <w:sz w:val="24"/>
+          <w:lang w:val="fr-FR"/>
+        </w:rPr>
+        <w:tab/>
+      </w:r>
+      <w:r>
+        <w:rPr>
+          <w:rFonts w:ascii="Times New Roman" w:eastAsia="Times New Roman" w:hAnsi="Times New Roman" w:cs="Times New Roman"/>
+          <w:b/>
+          <w:sz w:val="24"/>
+          <w:lang w:val="fr-FR"/>
+        </w:rPr>
+        <w:t xml:space="preserve">ОБЩИЕ </w:t>
+      </w:r>
+      <w:bookmarkEnd w:id="2"/>
+      <w:r>
+        <w:rPr>
+          <w:rFonts w:ascii="Times New Roman" w:eastAsia="Times New Roman" w:hAnsi="Times New Roman" w:cs="Times New Roman"/>
+          <w:b/>
+          <w:sz w:val="24"/>
         </w:rPr>
         <w:t>УСЛОВИЯ</w:t>
       </w:r>
     </w:p>
     <w:p>
       <w:pPr>
-        <w:numPr>
-          <w:ilvl w:val="1"/>
-          <w:numId w:val="1"/>
-        </w:numPr>
         <w:autoSpaceDE w:val="0"/>
         <w:autoSpaceDN w:val="0"/>
         <w:adjustRightInd w:val="0"/>
@@ -391,6 +400,20 @@
           <w:rFonts w:ascii="Times New Roman" w:eastAsia="MS Mincho" w:hAnsi="Times New Roman" w:cs="Times New Roman"/>
           <w:sz w:val="24"/>
         </w:rPr>
+        <w:t>1.1</w:t>
+      </w:r>
+      <w:r>
+        <w:rPr>
+          <w:rFonts w:ascii="Times New Roman" w:eastAsia="MS Mincho" w:hAnsi="Times New Roman" w:cs="Times New Roman"/>
+          <w:sz w:val="24"/>
+        </w:rPr>
+        <w:tab/>
+      </w:r>
+      <w:r>
+        <w:rPr>
+          <w:rFonts w:ascii="Times New Roman" w:eastAsia="MS Mincho" w:hAnsi="Times New Roman" w:cs="Times New Roman"/>
+          <w:sz w:val="24"/>
+        </w:rPr>
         <w:t>На дату заключения настоящего Соглашения имущество Концедента, подлежащее передаче Концессионеру, отсутствует.</w:t>
       </w:r>
     </w:p>
@@ -494,10 +517,6 @@
     </w:p>
     <w:p>
       <w:pPr>
-        <w:numPr>
-          <w:ilvl w:val="1"/>
-          <w:numId w:val="1"/>
-        </w:numPr>
         <w:autoSpaceDE w:val="0"/>
         <w:autoSpaceDN w:val="0"/>
         <w:adjustRightInd w:val="0"/>
@@ -514,6 +533,20 @@
           <w:rFonts w:ascii="Times New Roman" w:eastAsia="MS Mincho" w:hAnsi="Times New Roman" w:cs="Times New Roman"/>
           <w:sz w:val="24"/>
         </w:rPr>
+        <w:t>1.2</w:t>
+      </w:r>
+      <w:r>
+        <w:rPr>
+          <w:rFonts w:ascii="Times New Roman" w:eastAsia="MS Mincho" w:hAnsi="Times New Roman" w:cs="Times New Roman"/>
+          <w:sz w:val="24"/>
+        </w:rPr>
+        <w:tab/>
+      </w:r>
+      <w:r>
+        <w:rPr>
+          <w:rFonts w:ascii="Times New Roman" w:eastAsia="MS Mincho" w:hAnsi="Times New Roman" w:cs="Times New Roman"/>
+          <w:sz w:val="24"/>
+        </w:rPr>
         <w:t>В соответствии с условиями Концессионного Соглашения, Концессионер обязуется осуществить модернизацию Имущества Концедента в соответствии с условиями Концессионного Соглашения</w:t>
       </w:r>
       <w:r>
@@ -561,10 +594,6 @@
     </w:p>
     <w:p>
       <w:pPr>
-        <w:numPr>
-          <w:ilvl w:val="1"/>
-          <w:numId w:val="1"/>
-        </w:numPr>
         <w:autoSpaceDE w:val="0"/>
         <w:autoSpaceDN w:val="0"/>
         <w:adjustRightInd w:val="0"/>
@@ -576,6 +605,20 @@
           <w:sz w:val="24"/>
         </w:rPr>
       </w:pPr>
+      <w:r>
+        <w:rPr>
+          <w:rFonts w:ascii="Times New Roman" w:eastAsia="MS Mincho" w:hAnsi="Times New Roman" w:cs="Times New Roman"/>
+          <w:sz w:val="24"/>
+        </w:rPr>
+        <w:t>1.3</w:t>
+      </w:r>
+      <w:r>
+        <w:rPr>
+          <w:rFonts w:ascii="Times New Roman" w:eastAsia="MS Mincho" w:hAnsi="Times New Roman" w:cs="Times New Roman"/>
+          <w:sz w:val="24"/>
+        </w:rPr>
+        <w:tab/>
+      </w:r>
       <w:r>
         <w:rPr>
           <w:rFonts w:ascii="Times New Roman" w:eastAsia="MS Mincho" w:hAnsi="Times New Roman" w:cs="Times New Roman"/>
@@ -972,8 +1015,6 @@
                 <w:szCs w:val="24"/>
               </w:rPr>
             </w:pPr>
-            <w:bookmarkStart w:id="3" w:name="_GoBack"/>
-            <w:bookmarkEnd w:id="3"/>
           </w:p>
           <w:p>
             <w:pPr>
@@ -1027,7 +1068,7 @@
 </file>
 
 <file path=word/endnotes.xml><?xml version="1.0" encoding="utf-8"?>
-<w:endnotes xmlns:wpc="http://schemas.microsoft.com/office/word/2010/wordprocessingCanvas" xmlns:mc="http://schemas.openxmlformats.org/markup-compatibility/2006" xmlns:o="urn:schemas-microsoft-com:office:office" xmlns:r="http://schemas.openxmlformats.org/officeDocument/2006/relationships" xmlns:m="http://schemas.openxmlformats.org/officeDocument/2006/math" xmlns:v="urn:schemas-microsoft-com:vml" xmlns:wp14="http://schemas.microsoft.com/office/word/2010/wordprocessingDrawing" xmlns:wp="http://schemas.openxmlformats.org/drawingml/2006/wordprocessingDrawing" xmlns:w10="urn:schemas-microsoft-com:office:word" xmlns:w="http://schemas.openxmlformats.org/wordprocessingml/2006/main" xmlns:w14="http://schemas.microsoft.com/office/word/2010/wordml" xmlns:w15="http://schemas.microsoft.com/office/word/2012/wordml" xmlns:wpg="http://schemas.microsoft.com/office/word/2010/wordprocessingGroup" xmlns:wpi="http://schemas.microsoft.com/office/word/2010/wordprocessingInk" xmlns:wne="http://schemas.microsoft.com/office/word/2006/wordml" xmlns:wps="http://schemas.microsoft.com/office/word/2010/wordprocessingShape" mc:Ignorable="w14 w15 wp14">
+<w:endnotes xmlns:wpc="http://schemas.microsoft.com/office/word/2010/wordprocessingCanvas" xmlns:cx="http://schemas.microsoft.com/office/drawing/2014/chartex" xmlns:cx1="http://schemas.microsoft.com/office/drawing/2015/9/8/chartex" xmlns:cx2="http://schemas.microsoft.com/office/drawing/2015/10/21/chartex" xmlns:cx3="http://schemas.microsoft.com/office/drawing/2016/5/9/chartex" xmlns:cx4="http://schemas.microsoft.com/office/drawing/2016/5/10/chartex" xmlns:cx5="http://schemas.microsoft.com/office/drawing/2016/5/11/chartex" xmlns:cx6="http://schemas.microsoft.com/office/drawing/2016/5/12/chartex" xmlns:cx7="http://schemas.microsoft.com/office/drawing/2016/5/13/chartex" xmlns:cx8="http://schemas.microsoft.com/office/drawing/2016/5/14/chartex" xmlns:mc="http://schemas.openxmlformats.org/markup-compatibility/2006" xmlns:aink="http://schemas.microsoft.com/office/drawing/2016/ink" xmlns:am3d="http://schemas.microsoft.com/office/drawing/2017/model3d" xmlns:o="urn:schemas-microsoft-com:office:office" xmlns:oel="http://schemas.microsoft.com/office/2019/extlst" xmlns:r="http://schemas.openxmlformats.org/officeDocument/2006/relationships" xmlns:m="http://schemas.openxmlformats.org/officeDocument/2006/math" xmlns:v="urn:schemas-microsoft-com:vml" xmlns:wp14="http://schemas.microsoft.com/office/word/2010/wordprocessingDrawing" xmlns:wp="http://schemas.openxmlformats.org/drawingml/2006/wordprocessingDrawing" xmlns:w10="urn:schemas-microsoft-com:office:word" xmlns:w="http://schemas.openxmlformats.org/wordprocessingml/2006/main" xmlns:w14="http://schemas.microsoft.com/office/word/2010/wordml" xmlns:w15="http://schemas.microsoft.com/office/word/2012/wordml" xmlns:w16cex="http://schemas.microsoft.com/office/word/2018/wordml/cex" xmlns:w16cid="http://schemas.microsoft.com/office/word/2016/wordml/cid" xmlns:w16="http://schemas.microsoft.com/office/word/2018/wordml" xmlns:w16du="http://schemas.microsoft.com/office/word/2023/wordml/word16du" xmlns:w16sdtdh="http://schemas.microsoft.com/office/word/2020/wordml/sdtdatahash" xmlns:w16sdtfl="http://schemas.microsoft.com/office/word/2024/wordml/sdtformatlock" xmlns:w16se="http://schemas.microsoft.com/office/word/2015/wordml/symex" xmlns:wpg="http://schemas.microsoft.com/office/word/2010/wordprocessingGroup" xmlns:wpi="http://schemas.microsoft.com/office/word/2010/wordprocessingInk" xmlns:wne="http://schemas.microsoft.com/office/word/2006/wordml" xmlns:wps="http://schemas.microsoft.com/office/word/2010/wordprocessingShape" mc:Ignorable="w14 w15 w16se w16cid w16 w16cex w16sdtdh w16sdtfl w16du wp14">
   <w:endnote w:type="separator" w:id="-1">
     <w:p>
       <w:pPr>
@@ -1052,7 +1093,7 @@
 </file>
 
 <file path=word/footnotes.xml><?xml version="1.0" encoding="utf-8"?>
-<w:footnotes xmlns:wpc="http://schemas.microsoft.com/office/word/2010/wordprocessingCanvas" xmlns:mc="http://schemas.openxmlformats.org/markup-compatibility/2006" xmlns:o="urn:schemas-microsoft-com:office:office" xmlns:r="http://schemas.openxmlformats.org/officeDocument/2006/relationships" xmlns:m="http://schemas.openxmlformats.org/officeDocument/2006/math" xmlns:v="urn:schemas-microsoft-com:vml" xmlns:wp14="http://schemas.microsoft.com/office/word/2010/wordprocessingDrawing" xmlns:wp="http://schemas.openxmlformats.org/drawingml/2006/wordprocessingDrawing" xmlns:w10="urn:schemas-microsoft-com:office:word" xmlns:w="http://schemas.openxmlformats.org/wordprocessingml/2006/main" xmlns:w14="http://schemas.microsoft.com/office/word/2010/wordml" xmlns:w15="http://schemas.microsoft.com/office/word/2012/wordml" xmlns:wpg="http://schemas.microsoft.com/office/word/2010/wordprocessingGroup" xmlns:wpi="http://schemas.microsoft.com/office/word/2010/wordprocessingInk" xmlns:wne="http://schemas.microsoft.com/office/word/2006/wordml" xmlns:wps="http://schemas.microsoft.com/office/word/2010/wordprocessingShape" mc:Ignorable="w14 w15 wp14">
+<w:footnotes xmlns:wpc="http://schemas.microsoft.com/office/word/2010/wordprocessingCanvas" xmlns:cx="http://schemas.microsoft.com/office/drawing/2014/chartex" xmlns:cx1="http://schemas.microsoft.com/office/drawing/2015/9/8/chartex" xmlns:cx2="http://schemas.microsoft.com/office/drawing/2015/10/21/chartex" xmlns:cx3="http://schemas.microsoft.com/office/drawing/2016/5/9/chartex" xmlns:cx4="http://schemas.microsoft.com/office/drawing/2016/5/10/chartex" xmlns:cx5="http://schemas.microsoft.com/office/drawing/2016/5/11/chartex" xmlns:cx6="http://schemas.microsoft.com/office/drawing/2016/5/12/chartex" xmlns:cx7="http://schemas.microsoft.com/office/drawing/2016/5/13/chartex" xmlns:cx8="http://schemas.microsoft.com/office/drawing/2016/5/14/chartex" xmlns:mc="http://schemas.openxmlformats.org/markup-compatibility/2006" xmlns:aink="http://schemas.microsoft.com/office/drawing/2016/ink" xmlns:am3d="http://schemas.microsoft.com/office/drawing/2017/model3d" xmlns:o="urn:schemas-microsoft-com:office:office" xmlns:oel="http://schemas.microsoft.com/office/2019/extlst" xmlns:r="http://schemas.openxmlformats.org/officeDocument/2006/relationships" xmlns:m="http://schemas.openxmlformats.org/officeDocument/2006/math" xmlns:v="urn:schemas-microsoft-com:vml" xmlns:wp14="http://schemas.microsoft.com/office/word/2010/wordprocessingDrawing" xmlns:wp="http://schemas.openxmlformats.org/drawingml/2006/wordprocessingDrawing" xmlns:w10="urn:schemas-microsoft-com:office:word" xmlns:w="http://schemas.openxmlformats.org/wordprocessingml/2006/main" xmlns:w14="http://schemas.microsoft.com/office/word/2010/wordml" xmlns:w15="http://schemas.microsoft.com/office/word/2012/wordml" xmlns:w16cex="http://schemas.microsoft.com/office/word/2018/wordml/cex" xmlns:w16cid="http://schemas.microsoft.com/office/word/2016/wordml/cid" xmlns:w16="http://schemas.microsoft.com/office/word/2018/wordml" xmlns:w16du="http://schemas.microsoft.com/office/word/2023/wordml/word16du" xmlns:w16sdtdh="http://schemas.microsoft.com/office/word/2020/wordml/sdtdatahash" xmlns:w16sdtfl="http://schemas.microsoft.com/office/word/2024/wordml/sdtformatlock" xmlns:w16se="http://schemas.microsoft.com/office/word/2015/wordml/symex" xmlns:wpg="http://schemas.microsoft.com/office/word/2010/wordprocessingGroup" xmlns:wpi="http://schemas.microsoft.com/office/word/2010/wordprocessingInk" xmlns:wne="http://schemas.microsoft.com/office/word/2006/wordml" xmlns:wps="http://schemas.microsoft.com/office/word/2010/wordprocessingShape" mc:Ignorable="w14 w15 w16se w16cid w16 w16cex w16sdtdh w16sdtfl w16du wp14">
   <w:footnote w:type="separator" w:id="-1">
     <w:p>
       <w:pPr>
@@ -1077,7 +1118,7 @@
 </file>
 
 <file path=word/numbering.xml><?xml version="1.0" encoding="utf-8"?>
-<w:numbering xmlns:wpc="http://schemas.microsoft.com/office/word/2010/wordprocessingCanvas" xmlns:mc="http://schemas.openxmlformats.org/markup-compatibility/2006" xmlns:o="urn:schemas-microsoft-com:office:office" xmlns:r="http://schemas.openxmlformats.org/officeDocument/2006/relationships" xmlns:m="http://schemas.openxmlformats.org/officeDocument/2006/math" xmlns:v="urn:schemas-microsoft-com:vml" xmlns:wp14="http://schemas.microsoft.com/office/word/2010/wordprocessingDrawing" xmlns:wp="http://schemas.openxmlformats.org/drawingml/2006/wordprocessingDrawing" xmlns:w10="urn:schemas-microsoft-com:office:word" xmlns:w="http://schemas.openxmlformats.org/wordprocessingml/2006/main" xmlns:w14="http://schemas.microsoft.com/office/word/2010/wordml" xmlns:w15="http://schemas.microsoft.com/office/word/2012/wordml" xmlns:wpg="http://schemas.microsoft.com/office/word/2010/wordprocessingGroup" xmlns:wpi="http://schemas.microsoft.com/office/word/2010/wordprocessingInk" xmlns:wne="http://schemas.microsoft.com/office/word/2006/wordml" xmlns:wps="http://schemas.microsoft.com/office/word/2010/wordprocessingShape" mc:Ignorable="w14 w15 wp14">
+<w:numbering xmlns:wpc="http://schemas.microsoft.com/office/word/2010/wordprocessingCanvas" xmlns:cx="http://schemas.microsoft.com/office/drawing/2014/chartex" xmlns:cx1="http://schemas.microsoft.com/office/drawing/2015/9/8/chartex" xmlns:cx2="http://schemas.microsoft.com/office/drawing/2015/10/21/chartex" xmlns:cx3="http://schemas.microsoft.com/office/drawing/2016/5/9/chartex" xmlns:cx4="http://schemas.microsoft.com/office/drawing/2016/5/10/chartex" xmlns:cx5="http://schemas.microsoft.com/office/drawing/2016/5/11/chartex" xmlns:cx6="http://schemas.microsoft.com/office/drawing/2016/5/12/chartex" xmlns:cx7="http://schemas.microsoft.com/office/drawing/2016/5/13/chartex" xmlns:cx8="http://schemas.microsoft.com/office/drawing/2016/5/14/chartex" xmlns:mc="http://schemas.openxmlformats.org/markup-compatibility/2006" xmlns:aink="http://schemas.microsoft.com/office/drawing/2016/ink" xmlns:am3d="http://schemas.microsoft.com/office/drawing/2017/model3d" xmlns:o="urn:schemas-microsoft-com:office:office" xmlns:oel="http://schemas.microsoft.com/office/2019/extlst" xmlns:r="http://schemas.openxmlformats.org/officeDocument/2006/relationships" xmlns:m="http://schemas.openxmlformats.org/officeDocument/2006/math" xmlns:v="urn:schemas-microsoft-com:vml" xmlns:wp14="http://schemas.microsoft.com/office/word/2010/wordprocessingDrawing" xmlns:wp="http://schemas.openxmlformats.org/drawingml/2006/wordprocessingDrawing" xmlns:w10="urn:schemas-microsoft-com:office:word" xmlns:w="http://schemas.openxmlformats.org/wordprocessingml/2006/main" xmlns:w14="http://schemas.microsoft.com/office/word/2010/wordml" xmlns:w15="http://schemas.microsoft.com/office/word/2012/wordml" xmlns:w16cex="http://schemas.microsoft.com/office/word/2018/wordml/cex" xmlns:w16cid="http://schemas.microsoft.com/office/word/2016/wordml/cid" xmlns:w16="http://schemas.microsoft.com/office/word/2018/wordml" xmlns:w16du="http://schemas.microsoft.com/office/word/2023/wordml/word16du" xmlns:w16sdtdh="http://schemas.microsoft.com/office/word/2020/wordml/sdtdatahash" xmlns:w16sdtfl="http://schemas.microsoft.com/office/word/2024/wordml/sdtformatlock" xmlns:w16se="http://schemas.microsoft.com/office/word/2015/wordml/symex" xmlns:wpg="http://schemas.microsoft.com/office/word/2010/wordprocessingGroup" xmlns:wpi="http://schemas.microsoft.com/office/word/2010/wordprocessingInk" xmlns:wne="http://schemas.microsoft.com/office/word/2006/wordml" xmlns:wps="http://schemas.microsoft.com/office/word/2010/wordprocessingShape" mc:Ignorable="w14 w15 w16se w16cid w16 w16cex w16sdtdh w16sdtfl w16du wp14">
   <w:abstractNum w:abstractNumId="0" w15:restartNumberingAfterBreak="0">
     <w:nsid w:val="3C961129"/>
     <w:multiLevelType w:val="hybridMultilevel"/>
@@ -1394,20 +1435,20 @@
       </w:pPr>
     </w:lvl>
   </w:abstractNum>
-  <w:num w:numId="1">
+  <w:num w:numId="1" w16cid:durableId="416367832">
     <w:abstractNumId w:val="1"/>
   </w:num>
-  <w:num w:numId="2">
+  <w:num w:numId="2" w16cid:durableId="465700885">
     <w:abstractNumId w:val="2"/>
   </w:num>
-  <w:num w:numId="3">
+  <w:num w:numId="3" w16cid:durableId="1644847265">
     <w:abstractNumId w:val="0"/>
   </w:num>
 </w:numbering>
 </file>
 
 <file path=word/styles.xml><?xml version="1.0" encoding="utf-8"?>
-<w:styles xmlns:mc="http://schemas.openxmlformats.org/markup-compatibility/2006" xmlns:r="http://schemas.openxmlformats.org/officeDocument/2006/relationships" xmlns:w="http://schemas.openxmlformats.org/wordprocessingml/2006/main" xmlns:w14="http://schemas.microsoft.com/office/word/2010/wordml" xmlns:w15="http://schemas.microsoft.com/office/word/2012/wordml" mc:Ignorable="w14 w15">
+<w:styles xmlns:mc="http://schemas.openxmlformats.org/markup-compatibility/2006" xmlns:r="http://schemas.openxmlformats.org/officeDocument/2006/relationships" xmlns:w="http://schemas.openxmlformats.org/wordprocessingml/2006/main" xmlns:w14="http://schemas.microsoft.com/office/word/2010/wordml" xmlns:w15="http://schemas.microsoft.com/office/word/2012/wordml" xmlns:w16cex="http://schemas.microsoft.com/office/word/2018/wordml/cex" xmlns:w16cid="http://schemas.microsoft.com/office/word/2016/wordml/cid" xmlns:w16="http://schemas.microsoft.com/office/word/2018/wordml" xmlns:w16du="http://schemas.microsoft.com/office/word/2023/wordml/word16du" xmlns:w16sdtdh="http://schemas.microsoft.com/office/word/2020/wordml/sdtdatahash" xmlns:w16sdtfl="http://schemas.microsoft.com/office/word/2024/wordml/sdtformatlock" xmlns:w16se="http://schemas.microsoft.com/office/word/2015/wordml/symex" mc:Ignorable="w14 w15 w16se w16cid w16 w16cex w16sdtdh w16sdtfl w16du">
   <w:docDefaults>
     <w:rPrDefault>
       <w:rPr>
@@ -1423,7 +1464,7 @@
       </w:pPr>
     </w:pPrDefault>
   </w:docDefaults>
-  <w:latentStyles w:defLockedState="0" w:defUIPriority="99" w:defSemiHidden="0" w:defUnhideWhenUsed="0" w:defQFormat="0" w:count="371">
+  <w:latentStyles w:defLockedState="0" w:defUIPriority="99" w:defSemiHidden="0" w:defUnhideWhenUsed="0" w:defQFormat="0" w:count="376">
     <w:lsdException w:name="Normal" w:uiPriority="0" w:qFormat="1"/>
     <w:lsdException w:name="heading 1" w:uiPriority="9" w:qFormat="1"/>
     <w:lsdException w:name="heading 2" w:semiHidden="1" w:uiPriority="9" w:unhideWhenUsed="1" w:qFormat="1"/>
@@ -1795,6 +1836,11 @@
     <w:lsdException w:name="List Table 5 Dark Accent 6" w:uiPriority="50"/>
     <w:lsdException w:name="List Table 6 Colorful Accent 6" w:uiPriority="51"/>
     <w:lsdException w:name="List Table 7 Colorful Accent 6" w:uiPriority="52"/>
+    <w:lsdException w:name="Mention" w:semiHidden="1" w:unhideWhenUsed="1"/>
+    <w:lsdException w:name="Smart Hyperlink" w:semiHidden="1" w:unhideWhenUsed="1"/>
+    <w:lsdException w:name="Hashtag" w:semiHidden="1" w:unhideWhenUsed="1"/>
+    <w:lsdException w:name="Unresolved Mention" w:semiHidden="1" w:unhideWhenUsed="1"/>
+    <w:lsdException w:name="Smart Link" w:semiHidden="1" w:unhideWhenUsed="1"/>
   </w:latentStyles>
   <w:style w:type="paragraph" w:default="1" w:styleId="a">
     <w:name w:val="Normal"/>
